--- a/projects/valuepickr-open-screen/docs/Marine Electricals (India).docx
+++ b/projects/valuepickr-open-screen/docs/Marine Electricals (India).docx
@@ -207,7 +207,7 @@
           </w:tcPr>
           <w:p>
             <w:r>
-              <w:t xml:space="preserve">Stock P/E ~75-80x</w:t>
+              <w:t xml:space="preserve">Stock P/E ~90x (screener, Sep-2026); mcap ~Rs 5,850 Cr</w:t>
             </w:r>
           </w:p>
         </w:tc>
@@ -259,7 +259,7 @@
         <w:spacing w:after="120" w:before="280"/>
       </w:pPr>
       <w:r>
-        <w:t xml:space="preserve">Ishmohit-Lens Checks (value chain · earnings quality · growth trajectory · management · global-signal check)</w:t>
+        <w:t xml:space="preserve">Deep-Dive: Primary Documents (Annual Reports, Quarterly Results, Exchange Filings)</w:t>
       </w:r>
     </w:p>
     <w:p>
@@ -274,7 +274,7 @@
           <w:sz w:val="18"/>
           <w:szCs w:val="18"/>
         </w:rPr>
-        <w:t xml:space="preserve">Extra checks drawn from @ishmohit1 / SOIC methodology (playbook/ishmohit-soic-style.md): where the company sits in its value chain and what the supply side is doing, whether a margin/PAT inflection is structural or a cyclical peak, the rate-of-change of growth vs. what the multiple demands, and management quality as a positive attribute.</w:t>
+        <w:t xml:space="preserve">Pass 1 — 2026-09-08. Built from the company's own filings (3 years of annual reports, ~4 quarters of results/concalls, and 6 months of BSE/NSE announcements), read via the web — a deeper layer than the forum-sentiment read below.</w:t>
       </w:r>
     </w:p>
     <w:p>
@@ -288,7 +288,1084 @@
           <w:sz w:val="20"/>
           <w:szCs w:val="20"/>
         </w:rPr>
-        <w:t xml:space="preserve">Value chain &amp; supply side:</w:t>
+        <w:t xml:space="preserve">Sources reviewed this pass:</w:t>
+      </w:r>
+    </w:p>
+    <w:p>
+      <w:pPr>
+        <w:pStyle w:val="ListParagraph"/>
+        <w:numPr>
+          <w:ilvl w:val="0"/>
+          <w:numId w:val="1"/>
+        </w:numPr>
+        <w:spacing w:after="60"/>
+      </w:pPr>
+      <w:r>
+        <w:t xml:space="preserve">screener.in consolidated (5yr P&amp;L, ROCE/ROE, borrowings, cash flow, shareholding)</w:t>
+      </w:r>
+    </w:p>
+    <w:p>
+      <w:pPr>
+        <w:pStyle w:val="ListParagraph"/>
+        <w:numPr>
+          <w:ilvl w:val="0"/>
+          <w:numId w:val="1"/>
+        </w:numPr>
+        <w:spacing w:after="60"/>
+      </w:pPr>
+      <w:r>
+        <w:t xml:space="preserve">Q1FY27 results coverage (tradebrains, sahi.com, indmoney) - consol rev +53% YoY, PAT +51%, EBITDA margin 10.47%</w:t>
+      </w:r>
+    </w:p>
+    <w:p>
+      <w:pPr>
+        <w:pStyle w:val="ListParagraph"/>
+        <w:numPr>
+          <w:ilvl w:val="0"/>
+          <w:numId w:val="1"/>
+        </w:numPr>
+        <w:spacing w:after="60"/>
+      </w:pPr>
+      <w:r>
+        <w:t xml:space="preserve">FY26 results / order-book disclosure (order book Rs 525 Cr -&gt; Rs 1,254 Cr; PAT +54%)</w:t>
+      </w:r>
+    </w:p>
+    <w:p>
+      <w:pPr>
+        <w:pStyle w:val="ListParagraph"/>
+        <w:numPr>
+          <w:ilvl w:val="0"/>
+          <w:numId w:val="1"/>
+        </w:numPr>
+        <w:spacing w:after="60"/>
+      </w:pPr>
+      <w:r>
+        <w:t xml:space="preserve">6-mo BSE/NSE order announcements (STT Global DC + Deepak Chem Tech Rs 76.4 Cr; Siemens/Titagarh/Princeton Rs 376 Cr; Princeton Digital Rs 141.74 Cr; Rs 284 Cr power-distribution batch)</w:t>
+      </w:r>
+    </w:p>
+    <w:p>
+      <w:pPr>
+        <w:pStyle w:val="ListParagraph"/>
+        <w:numPr>
+          <w:ilvl w:val="0"/>
+          <w:numId w:val="1"/>
+        </w:numPr>
+        <w:spacing w:after="60"/>
+      </w:pPr>
+      <w:r>
+        <w:t xml:space="preserve">existing ValuePickr thread 199411 (8 posts, order-flow tracking only)</w:t>
+      </w:r>
+    </w:p>
+    <w:p>
+      <w:pPr>
+        <w:spacing w:after="120"/>
+      </w:pPr>
+      <w:r>
+        <w:rPr>
+          <w:b/>
+          <w:bCs/>
+          <w:sz w:val="20"/>
+          <w:szCs w:val="20"/>
+        </w:rPr>
+        <w:t xml:space="preserve">Annual-report findings (3-year view):</w:t>
+      </w:r>
+    </w:p>
+    <w:p>
+      <w:pPr>
+        <w:pStyle w:val="ListParagraph"/>
+        <w:numPr>
+          <w:ilvl w:val="0"/>
+          <w:numId w:val="1"/>
+        </w:numPr>
+        <w:spacing w:after="60"/>
+      </w:pPr>
+      <w:r>
+        <w:t xml:space="preserve">5yr revenue CAGR ~28% (Rs 251 Cr FY21 -&gt; Rs 877 Cr FY26); PAT CAGR ~36% (Rs 14 Cr -&gt; Rs 59 Cr) - a genuine multi-year growth record, not a one-year pop</w:t>
+      </w:r>
+    </w:p>
+    <w:p>
+      <w:pPr>
+        <w:pStyle w:val="ListParagraph"/>
+        <w:numPr>
+          <w:ilvl w:val="0"/>
+          <w:numId w:val="1"/>
+        </w:numPr>
+        <w:spacing w:after="60"/>
+      </w:pPr>
+      <w:r>
+        <w:t xml:space="preserve">ROCE improved every year: 12% FY22 -&gt; 14 -&gt; 15 -&gt; 16 -&gt; 18% FY26; ROE stuck in a 12-14% band (project business, working-capital and equity-dilution drag)</w:t>
+      </w:r>
+    </w:p>
+    <w:p>
+      <w:pPr>
+        <w:pStyle w:val="ListParagraph"/>
+        <w:numPr>
+          <w:ilvl w:val="0"/>
+          <w:numId w:val="1"/>
+        </w:numPr>
+        <w:spacing w:after="60"/>
+      </w:pPr>
+      <w:r>
+        <w:t xml:space="preserve">Borrowings modest and range-bound: Rs 37 Cr FY22 -&gt; Rs 89 Cr FY26; net debt/EBITDA well under 1x - balance sheet is not the risk</w:t>
+      </w:r>
+    </w:p>
+    <w:p>
+      <w:pPr>
+        <w:pStyle w:val="ListParagraph"/>
+        <w:numPr>
+          <w:ilvl w:val="0"/>
+          <w:numId w:val="1"/>
+        </w:numPr>
+        <w:spacing w:after="60"/>
+      </w:pPr>
+      <w:r>
+        <w:t xml:space="preserve">Capex-heavy mid-ramp: FY25 capex ~Rs 95 Cr vs CFO ~Rs 55 Cr; FY24 CFO was negative - free cash flow has been negative through the expansion, funded by internal accruals + modest debt</w:t>
+      </w:r>
+    </w:p>
+    <w:p>
+      <w:pPr>
+        <w:pStyle w:val="ListParagraph"/>
+        <w:numPr>
+          <w:ilvl w:val="0"/>
+          <w:numId w:val="1"/>
+        </w:numPr>
+        <w:spacing w:after="60"/>
+      </w:pPr>
+      <w:r>
+        <w:t xml:space="preserve">Promoter holding 68.2%, down ~6.3pp over 3 years (dilution/sell-down, not pledge); no pledged shares</w:t>
+      </w:r>
+    </w:p>
+    <w:p>
+      <w:pPr>
+        <w:pStyle w:val="ListParagraph"/>
+        <w:numPr>
+          <w:ilvl w:val="0"/>
+          <w:numId w:val="1"/>
+        </w:numPr>
+        <w:spacing w:after="60"/>
+      </w:pPr>
+      <w:r>
+        <w:t xml:space="preserve">OPM band 8-11% (FY26 11%) - typical systems-integration / turnkey margins, sensitive to project mix and execution</w:t>
+      </w:r>
+    </w:p>
+    <w:p>
+      <w:pPr>
+        <w:spacing w:after="120"/>
+      </w:pPr>
+      <w:r>
+        <w:rPr>
+          <w:b/>
+          <w:bCs/>
+          <w:sz w:val="20"/>
+          <w:szCs w:val="20"/>
+        </w:rPr>
+        <w:t xml:space="preserve">Quarterly trend (last ~4 quarters + concall commentary):</w:t>
+      </w:r>
+    </w:p>
+    <w:p>
+      <w:pPr>
+        <w:pStyle w:val="ListParagraph"/>
+        <w:numPr>
+          <w:ilvl w:val="0"/>
+          <w:numId w:val="1"/>
+        </w:numPr>
+        <w:spacing w:after="60"/>
+      </w:pPr>
+      <w:r>
+        <w:t xml:space="preserve">Q1FY27 (consol): revenue Rs 263 Cr (+53% YoY), EBITDA Rs 24.5 Cr (margin 10.47%, +63bps), PAT Rs 17.5 Cr (+51% YoY)</w:t>
+      </w:r>
+    </w:p>
+    <w:p>
+      <w:pPr>
+        <w:pStyle w:val="ListParagraph"/>
+        <w:numPr>
+          <w:ilvl w:val="0"/>
+          <w:numId w:val="1"/>
+        </w:numPr>
+        <w:spacing w:after="60"/>
+      </w:pPr>
+      <w:r>
+        <w:t xml:space="preserve">Q1FY27 standalone: revenue Rs 234 Cr (+59% YoY), PAT Rs 16.7 Cr (+53% YoY)</w:t>
+      </w:r>
+    </w:p>
+    <w:p>
+      <w:pPr>
+        <w:pStyle w:val="ListParagraph"/>
+        <w:numPr>
+          <w:ilvl w:val="0"/>
+          <w:numId w:val="1"/>
+        </w:numPr>
+        <w:spacing w:after="60"/>
+      </w:pPr>
+      <w:r>
+        <w:t xml:space="preserve">FY26 full year (consol): revenue Rs 877 Cr (+14% YoY), PAT Rs 58.6 Cr (+54% YoY)</w:t>
+      </w:r>
+    </w:p>
+    <w:p>
+      <w:pPr>
+        <w:pStyle w:val="ListParagraph"/>
+        <w:numPr>
+          <w:ilvl w:val="0"/>
+          <w:numId w:val="1"/>
+        </w:numPr>
+        <w:spacing w:after="60"/>
+      </w:pPr>
+      <w:r>
+        <w:t xml:space="preserve">Industry segment (data-centre / factory / building power systems) outgrew the traditional Marine segment in Q1FY27 - the DC diversification is showing in the mix</w:t>
+      </w:r>
+    </w:p>
+    <w:p>
+      <w:pPr>
+        <w:spacing w:after="120"/>
+      </w:pPr>
+      <w:r>
+        <w:rPr>
+          <w:b/>
+          <w:bCs/>
+          <w:sz w:val="20"/>
+          <w:szCs w:val="20"/>
+        </w:rPr>
+        <w:t xml:space="preserve">Exchange announcements (last 6 months):</w:t>
+      </w:r>
+    </w:p>
+    <w:p>
+      <w:pPr>
+        <w:pStyle w:val="ListParagraph"/>
+        <w:numPr>
+          <w:ilvl w:val="0"/>
+          <w:numId w:val="1"/>
+        </w:numPr>
+        <w:spacing w:after="60"/>
+      </w:pPr>
+      <w:r>
+        <w:t xml:space="preserve">2026-06-17: Rs 76.4 Cr orders from STT Global Data Centres India + Deepak Chem Tech (power distribution, 12-18 month execution)</w:t>
+      </w:r>
+    </w:p>
+    <w:p>
+      <w:pPr>
+        <w:pStyle w:val="ListParagraph"/>
+        <w:numPr>
+          <w:ilvl w:val="0"/>
+          <w:numId w:val="1"/>
+        </w:numPr>
+        <w:spacing w:after="60"/>
+      </w:pPr>
+      <w:r>
+        <w:t xml:space="preserve">2026-07-26: Rs 376 Cr cumulative orders (Siemens / Titagarh / Princeton Group)</w:t>
+      </w:r>
+    </w:p>
+    <w:p>
+      <w:pPr>
+        <w:pStyle w:val="ListParagraph"/>
+        <w:numPr>
+          <w:ilvl w:val="0"/>
+          <w:numId w:val="1"/>
+        </w:numPr>
+        <w:spacing w:after="60"/>
+      </w:pPr>
+      <w:r>
+        <w:t xml:space="preserve">2026-07-28: Rs 141.74 Cr work order from Princeton Digital Group for power distribution system</w:t>
+      </w:r>
+    </w:p>
+    <w:p>
+      <w:pPr>
+        <w:pStyle w:val="ListParagraph"/>
+        <w:numPr>
+          <w:ilvl w:val="0"/>
+          <w:numId w:val="1"/>
+        </w:numPr>
+        <w:spacing w:after="60"/>
+      </w:pPr>
+      <w:r>
+        <w:t xml:space="preserve">Rs 284.39 Cr power-distribution order batch across data-centre and marine projects</w:t>
+      </w:r>
+    </w:p>
+    <w:p>
+      <w:pPr>
+        <w:pStyle w:val="ListParagraph"/>
+        <w:numPr>
+          <w:ilvl w:val="0"/>
+          <w:numId w:val="1"/>
+        </w:numPr>
+        <w:spacing w:after="60"/>
+      </w:pPr>
+      <w:r>
+        <w:t xml:space="preserve">Board approved direct listing of the shares on the BSE Main Board; final dividend Rs 0.30/share FY26</w:t>
+      </w:r>
+    </w:p>
+    <w:p>
+      <w:pPr>
+        <w:spacing w:after="120"/>
+      </w:pPr>
+      <w:r>
+        <w:rPr>
+          <w:b/>
+          <w:bCs/>
+          <w:sz w:val="20"/>
+          <w:szCs w:val="20"/>
+        </w:rPr>
+        <w:t xml:space="preserve">Key new facts vs. the prior write-up:</w:t>
+      </w:r>
+    </w:p>
+    <w:p>
+      <w:pPr>
+        <w:pStyle w:val="ListParagraph"/>
+        <w:numPr>
+          <w:ilvl w:val="0"/>
+          <w:numId w:val="1"/>
+        </w:numPr>
+        <w:spacing w:after="60"/>
+      </w:pPr>
+      <w:r>
+        <w:t xml:space="preserve">P/E has richened further to ~90x (from ~75-80x at seed) even as the thesis played out - the re-rate is not done cooling</w:t>
+      </w:r>
+    </w:p>
+    <w:p>
+      <w:pPr>
+        <w:pStyle w:val="ListParagraph"/>
+        <w:numPr>
+          <w:ilvl w:val="0"/>
+          <w:numId w:val="1"/>
+        </w:numPr>
+        <w:spacing w:after="60"/>
+      </w:pPr>
+      <w:r>
+        <w:t xml:space="preserve">Order book Rs 1,254 Cr (Mar-26) is ~1.4x FY26 revenue; Q1FY27 alone added ~Rs 572 Cr of inflow - revenue visibility for FY27-28 is concrete</w:t>
+      </w:r>
+    </w:p>
+    <w:p>
+      <w:pPr>
+        <w:pStyle w:val="ListParagraph"/>
+        <w:numPr>
+          <w:ilvl w:val="0"/>
+          <w:numId w:val="1"/>
+        </w:numPr>
+        <w:spacing w:after="60"/>
+      </w:pPr>
+      <w:r>
+        <w:t xml:space="preserve">Growth record is longer and cleaner than the seed implied: 5yr rev CAGR ~28%, ROCE rising 12%-&gt;18%</w:t>
+      </w:r>
+    </w:p>
+    <w:p>
+      <w:pPr>
+        <w:pStyle w:val="ListParagraph"/>
+        <w:numPr>
+          <w:ilvl w:val="0"/>
+          <w:numId w:val="1"/>
+        </w:numPr>
+        <w:spacing w:after="60"/>
+      </w:pPr>
+      <w:r>
+        <w:t xml:space="preserve">FCF has been persistently negative through the capex ramp - a real watch-item at this multiple</w:t>
+      </w:r>
+    </w:p>
+    <w:p>
+      <w:pPr>
+        <w:spacing w:after="120"/>
+      </w:pPr>
+      <w:r>
+        <w:rPr>
+          <w:b/>
+          <w:bCs/>
+          <w:sz w:val="20"/>
+          <w:szCs w:val="20"/>
+        </w:rPr>
+        <w:t xml:space="preserve">Open questions / what to watch:</w:t>
+      </w:r>
+    </w:p>
+    <w:p>
+      <w:pPr>
+        <w:pStyle w:val="ListParagraph"/>
+        <w:numPr>
+          <w:ilvl w:val="0"/>
+          <w:numId w:val="1"/>
+        </w:numPr>
+        <w:spacing w:after="60"/>
+      </w:pPr>
+      <w:r>
+        <w:t xml:space="preserve">Can OPM hold/expand above 11% as the DC power-distribution mix scales, or does competition with ABB/Siemens/CG Power on large packages cap it?</w:t>
+      </w:r>
+    </w:p>
+    <w:p>
+      <w:pPr>
+        <w:pStyle w:val="ListParagraph"/>
+        <w:numPr>
+          <w:ilvl w:val="0"/>
+          <w:numId w:val="1"/>
+        </w:numPr>
+        <w:spacing w:after="60"/>
+      </w:pPr>
+      <w:r>
+        <w:t xml:space="preserve">When does the capex ramp turn FCF positive - FY27 or FY28?</w:t>
+      </w:r>
+    </w:p>
+    <w:p>
+      <w:pPr>
+        <w:pStyle w:val="ListParagraph"/>
+        <w:numPr>
+          <w:ilvl w:val="0"/>
+          <w:numId w:val="1"/>
+        </w:numPr>
+        <w:spacing w:after="60"/>
+      </w:pPr>
+      <w:r>
+        <w:t xml:space="preserve">Why has promoter holding fallen ~6pp in 3 years, and does the BSE direct-listing plan precede further sell-down?</w:t>
+      </w:r>
+    </w:p>
+    <w:p>
+      <w:pPr>
+        <w:pStyle w:val="ListParagraph"/>
+        <w:numPr>
+          <w:ilvl w:val="0"/>
+          <w:numId w:val="1"/>
+        </w:numPr>
+        <w:spacing w:after="60"/>
+      </w:pPr>
+      <w:r>
+        <w:t xml:space="preserve">No public FY27 revenue/margin guidance found - management gives order-book updates but not a P&amp;L target</w:t>
+      </w:r>
+    </w:p>
+    <w:p>
+      <w:pPr>
+        <w:spacing w:after="120" w:before="120"/>
+      </w:pPr>
+      <w:r>
+        <w:rPr>
+          <w:b/>
+          <w:bCs/>
+          <w:sz w:val="20"/>
+          <w:szCs w:val="20"/>
+        </w:rPr>
+        <w:t xml:space="preserve">Conviction impact: </w:t>
+      </w:r>
+      <w:r>
+        <w:rPr>
+          <w:sz w:val="20"/>
+          <w:szCs w:val="20"/>
+        </w:rPr>
+        <w:t xml:space="preserve">Medium -&gt; Medium. The order-book-backed inflection is real, verifiable and now visible in the quarterly mix, and the multi-year record (28% rev CAGR, ROCE 12-&gt;18%) is better than the seed implied; but the multiple has richened to ~90x, FCF is still negative, and no trusted-roster user has engaged - so no upgrade.</w:t>
+      </w:r>
+    </w:p>
+    <w:p>
+      <w:pPr>
+        <w:pStyle w:val="Heading1"/>
+        <w:spacing w:after="120" w:before="280"/>
+      </w:pPr>
+      <w:r>
+        <w:t xml:space="preserve">Guidance &amp; Expectation Gap</w:t>
+      </w:r>
+    </w:p>
+    <w:p>
+      <w:pPr>
+        <w:spacing w:after="120"/>
+      </w:pPr>
+      <w:r>
+        <w:rPr>
+          <w:i/>
+          <w:iCs/>
+          <w:color w:val="666666"/>
+          <w:sz w:val="18"/>
+          <w:szCs w:val="18"/>
+        </w:rPr>
+        <w:t xml:space="preserve">Management guidance decoded into commitments, graded on the expectation → action → operational → commercial → financial ladder, then compared to what the current price appears to assume. Method: playbook/guidance-and-expectation-gap.md.</w:t>
+      </w:r>
+    </w:p>
+    <w:p>
+      <w:pPr>
+        <w:spacing w:after="120"/>
+      </w:pPr>
+      <w:r>
+        <w:rPr>
+          <w:b/>
+          <w:bCs/>
+          <w:sz w:val="20"/>
+          <w:szCs w:val="20"/>
+        </w:rPr>
+        <w:t xml:space="preserve">Commitment ladder (most-proven first):</w:t>
+      </w:r>
+    </w:p>
+    <w:tbl>
+      <w:tblPr>
+        <w:tblW w:type="dxa" w:w="9000"/>
+        <w:tblBorders>
+          <w:top w:val="single" w:color="auto" w:sz="4"/>
+          <w:left w:val="single" w:color="auto" w:sz="4"/>
+          <w:bottom w:val="single" w:color="auto" w:sz="4"/>
+          <w:right w:val="single" w:color="auto" w:sz="4"/>
+          <w:insideH w:val="single" w:color="auto" w:sz="4"/>
+          <w:insideV w:val="single" w:color="auto" w:sz="4"/>
+        </w:tblBorders>
+      </w:tblPr>
+      <w:tblGrid>
+        <w:gridCol w:w="1100"/>
+        <w:gridCol w:w="2600"/>
+        <w:gridCol w:w="2400"/>
+        <w:gridCol w:w="900"/>
+        <w:gridCol w:w="1200"/>
+        <w:gridCol w:w="800"/>
+      </w:tblGrid>
+      <w:tr>
+        <w:trPr>
+          <w:tblHeader/>
+        </w:trPr>
+        <w:tc>
+          <w:tcPr>
+            <w:tcW w:type="dxa" w:w="1100"/>
+            <w:shd w:fill="F2F2F2" w:val="clear"/>
+          </w:tcPr>
+          <w:p>
+            <w:r>
+              <w:rPr>
+                <w:b/>
+                <w:bCs/>
+                <w:sz w:val="18"/>
+                <w:szCs w:val="18"/>
+              </w:rPr>
+              <w:t xml:space="preserve">Area</w:t>
+            </w:r>
+          </w:p>
+        </w:tc>
+        <w:tc>
+          <w:tcPr>
+            <w:tcW w:type="dxa" w:w="2600"/>
+            <w:shd w:fill="F2F2F2" w:val="clear"/>
+          </w:tcPr>
+          <w:p>
+            <w:r>
+              <w:rPr>
+                <w:b/>
+                <w:bCs/>
+                <w:sz w:val="18"/>
+                <w:szCs w:val="18"/>
+              </w:rPr>
+              <w:t xml:space="preserve">Commitment</w:t>
+            </w:r>
+          </w:p>
+        </w:tc>
+        <w:tc>
+          <w:tcPr>
+            <w:tcW w:type="dxa" w:w="2400"/>
+            <w:shd w:fill="F2F2F2" w:val="clear"/>
+          </w:tcPr>
+          <w:p>
+            <w:r>
+              <w:rPr>
+                <w:b/>
+                <w:bCs/>
+                <w:sz w:val="18"/>
+                <w:szCs w:val="18"/>
+              </w:rPr>
+              <w:t xml:space="preserve">Specifics</w:t>
+            </w:r>
+          </w:p>
+        </w:tc>
+        <w:tc>
+          <w:tcPr>
+            <w:tcW w:type="dxa" w:w="900"/>
+            <w:shd w:fill="F2F2F2" w:val="clear"/>
+          </w:tcPr>
+          <w:p>
+            <w:r>
+              <w:rPr>
+                <w:b/>
+                <w:bCs/>
+                <w:sz w:val="18"/>
+                <w:szCs w:val="18"/>
+              </w:rPr>
+              <w:t xml:space="preserve">By when</w:t>
+            </w:r>
+          </w:p>
+        </w:tc>
+        <w:tc>
+          <w:tcPr>
+            <w:tcW w:type="dxa" w:w="1200"/>
+            <w:shd w:fill="F2F2F2" w:val="clear"/>
+          </w:tcPr>
+          <w:p>
+            <w:r>
+              <w:rPr>
+                <w:b/>
+                <w:bCs/>
+                <w:sz w:val="18"/>
+                <w:szCs w:val="18"/>
+              </w:rPr>
+              <w:t xml:space="preserve">Stage</w:t>
+            </w:r>
+          </w:p>
+        </w:tc>
+        <w:tc>
+          <w:tcPr>
+            <w:tcW w:type="dxa" w:w="800"/>
+            <w:shd w:fill="F2F2F2" w:val="clear"/>
+          </w:tcPr>
+          <w:p>
+            <w:r>
+              <w:rPr>
+                <w:b/>
+                <w:bCs/>
+                <w:sz w:val="18"/>
+                <w:szCs w:val="18"/>
+              </w:rPr>
+              <w:t xml:space="preserve">Thesis-critical</w:t>
+            </w:r>
+          </w:p>
+        </w:tc>
+      </w:tr>
+      <w:tr>
+        <w:tc>
+          <w:tcPr>
+            <w:tcW w:type="dxa" w:w="1100"/>
+          </w:tcPr>
+          <w:p>
+            <w:r>
+              <w:rPr>
+                <w:b w:val="false"/>
+                <w:bCs w:val="false"/>
+                <w:sz w:val="18"/>
+                <w:szCs w:val="18"/>
+              </w:rPr>
+              <w:t xml:space="preserve">orders</w:t>
+            </w:r>
+          </w:p>
+        </w:tc>
+        <w:tc>
+          <w:tcPr>
+            <w:tcW w:type="dxa" w:w="2600"/>
+          </w:tcPr>
+          <w:p>
+            <w:r>
+              <w:rPr>
+                <w:b w:val="false"/>
+                <w:bCs w:val="false"/>
+                <w:sz w:val="18"/>
+                <w:szCs w:val="18"/>
+              </w:rPr>
+              <w:t xml:space="preserve">Convert the Rs 1,254 Cr order book over 12-18 months</w:t>
+            </w:r>
+          </w:p>
+        </w:tc>
+        <w:tc>
+          <w:tcPr>
+            <w:tcW w:type="dxa" w:w="2400"/>
+          </w:tcPr>
+          <w:p>
+            <w:r>
+              <w:rPr>
+                <w:b w:val="false"/>
+                <w:bCs w:val="false"/>
+                <w:sz w:val="18"/>
+                <w:szCs w:val="18"/>
+              </w:rPr>
+              <w:t xml:space="preserve">Rs 1,254 Cr book Mar-26 (~1.4x FY26 revenue); Rs 572 Cr fresh inflow Q1FY27</w:t>
+            </w:r>
+          </w:p>
+        </w:tc>
+        <w:tc>
+          <w:tcPr>
+            <w:tcW w:type="dxa" w:w="900"/>
+          </w:tcPr>
+          <w:p>
+            <w:r>
+              <w:rPr>
+                <w:b w:val="false"/>
+                <w:bCs w:val="false"/>
+                <w:sz w:val="18"/>
+                <w:szCs w:val="18"/>
+              </w:rPr>
+              <w:t xml:space="preserve">FY27</w:t>
+            </w:r>
+          </w:p>
+        </w:tc>
+        <w:tc>
+          <w:tcPr>
+            <w:tcW w:type="dxa" w:w="1200"/>
+          </w:tcPr>
+          <w:p>
+            <w:r>
+              <w:rPr>
+                <w:b w:val="false"/>
+                <w:bCs w:val="false"/>
+                <w:sz w:val="18"/>
+                <w:szCs w:val="18"/>
+              </w:rPr>
+              <w:t xml:space="preserve">commercial</w:t>
+            </w:r>
+          </w:p>
+        </w:tc>
+        <w:tc>
+          <w:tcPr>
+            <w:tcW w:type="dxa" w:w="800"/>
+          </w:tcPr>
+          <w:p>
+            <w:r>
+              <w:rPr>
+                <w:b w:val="false"/>
+                <w:bCs w:val="false"/>
+                <w:sz w:val="18"/>
+                <w:szCs w:val="18"/>
+              </w:rPr>
+              <w:t xml:space="preserve">yes</w:t>
+            </w:r>
+          </w:p>
+        </w:tc>
+      </w:tr>
+      <w:tr>
+        <w:tc>
+          <w:tcPr>
+            <w:tcW w:type="dxa" w:w="1100"/>
+          </w:tcPr>
+          <w:p>
+            <w:r>
+              <w:rPr>
+                <w:b w:val="false"/>
+                <w:bCs w:val="false"/>
+                <w:sz w:val="18"/>
+                <w:szCs w:val="18"/>
+              </w:rPr>
+              <w:t xml:space="preserve">new_business</w:t>
+            </w:r>
+          </w:p>
+        </w:tc>
+        <w:tc>
+          <w:tcPr>
+            <w:tcW w:type="dxa" w:w="2600"/>
+          </w:tcPr>
+          <w:p>
+            <w:r>
+              <w:rPr>
+                <w:b w:val="false"/>
+                <w:bCs w:val="false"/>
+                <w:sz w:val="18"/>
+                <w:szCs w:val="18"/>
+              </w:rPr>
+              <w:t xml:space="preserve">Scale data-centre power distribution as a second growth leg</w:t>
+            </w:r>
+          </w:p>
+        </w:tc>
+        <w:tc>
+          <w:tcPr>
+            <w:tcW w:type="dxa" w:w="2400"/>
+          </w:tcPr>
+          <w:p>
+            <w:r>
+              <w:rPr>
+                <w:b w:val="false"/>
+                <w:bCs w:val="false"/>
+                <w:sz w:val="18"/>
+                <w:szCs w:val="18"/>
+              </w:rPr>
+              <w:t xml:space="preserve">STT Global, Princeton Digital, Deepak Chem Tech orders; Industry segment &gt; Marine segment in Q1FY27</w:t>
+            </w:r>
+          </w:p>
+        </w:tc>
+        <w:tc>
+          <w:tcPr>
+            <w:tcW w:type="dxa" w:w="900"/>
+          </w:tcPr>
+          <w:p>
+            <w:r>
+              <w:rPr>
+                <w:b w:val="false"/>
+                <w:bCs w:val="false"/>
+                <w:sz w:val="18"/>
+                <w:szCs w:val="18"/>
+              </w:rPr>
+              <w:t xml:space="preserve">FY27</w:t>
+            </w:r>
+          </w:p>
+        </w:tc>
+        <w:tc>
+          <w:tcPr>
+            <w:tcW w:type="dxa" w:w="1200"/>
+          </w:tcPr>
+          <w:p>
+            <w:r>
+              <w:rPr>
+                <w:b w:val="false"/>
+                <w:bCs w:val="false"/>
+                <w:sz w:val="18"/>
+                <w:szCs w:val="18"/>
+              </w:rPr>
+              <w:t xml:space="preserve">commercial</w:t>
+            </w:r>
+          </w:p>
+        </w:tc>
+        <w:tc>
+          <w:tcPr>
+            <w:tcW w:type="dxa" w:w="800"/>
+          </w:tcPr>
+          <w:p>
+            <w:r>
+              <w:rPr>
+                <w:b w:val="false"/>
+                <w:bCs w:val="false"/>
+                <w:sz w:val="18"/>
+                <w:szCs w:val="18"/>
+              </w:rPr>
+              <w:t xml:space="preserve">yes</w:t>
+            </w:r>
+          </w:p>
+        </w:tc>
+      </w:tr>
+      <w:tr>
+        <w:tc>
+          <w:tcPr>
+            <w:tcW w:type="dxa" w:w="1100"/>
+          </w:tcPr>
+          <w:p>
+            <w:r>
+              <w:rPr>
+                <w:b w:val="false"/>
+                <w:bCs w:val="false"/>
+                <w:sz w:val="18"/>
+                <w:szCs w:val="18"/>
+              </w:rPr>
+              <w:t xml:space="preserve">strategy</w:t>
+            </w:r>
+          </w:p>
+        </w:tc>
+        <w:tc>
+          <w:tcPr>
+            <w:tcW w:type="dxa" w:w="2600"/>
+          </w:tcPr>
+          <w:p>
+            <w:r>
+              <w:rPr>
+                <w:b w:val="false"/>
+                <w:bCs w:val="false"/>
+                <w:sz w:val="18"/>
+                <w:szCs w:val="18"/>
+              </w:rPr>
+              <w:t xml:space="preserve">Direct listing of shares on BSE Main Board</w:t>
+            </w:r>
+          </w:p>
+        </w:tc>
+        <w:tc>
+          <w:tcPr>
+            <w:tcW w:type="dxa" w:w="2400"/>
+          </w:tcPr>
+          <w:p>
+            <w:r>
+              <w:rPr>
+                <w:b w:val="false"/>
+                <w:bCs w:val="false"/>
+                <w:sz w:val="18"/>
+                <w:szCs w:val="18"/>
+              </w:rPr>
+              <w:t xml:space="preserve">board-approved</w:t>
+            </w:r>
+          </w:p>
+        </w:tc>
+        <w:tc>
+          <w:tcPr>
+            <w:tcW w:type="dxa" w:w="900"/>
+          </w:tcPr>
+          <w:p>
+            <w:r>
+              <w:rPr>
+                <w:b w:val="false"/>
+                <w:bCs w:val="false"/>
+                <w:sz w:val="18"/>
+                <w:szCs w:val="18"/>
+              </w:rPr>
+              <w:t xml:space="preserve">12M</w:t>
+            </w:r>
+          </w:p>
+        </w:tc>
+        <w:tc>
+          <w:tcPr>
+            <w:tcW w:type="dxa" w:w="1200"/>
+          </w:tcPr>
+          <w:p>
+            <w:r>
+              <w:rPr>
+                <w:b w:val="false"/>
+                <w:bCs w:val="false"/>
+                <w:sz w:val="18"/>
+                <w:szCs w:val="18"/>
+              </w:rPr>
+              <w:t xml:space="preserve">action</w:t>
+            </w:r>
+          </w:p>
+        </w:tc>
+        <w:tc>
+          <w:tcPr>
+            <w:tcW w:type="dxa" w:w="800"/>
+          </w:tcPr>
+          <w:p>
+            <w:r>
+              <w:rPr>
+                <w:b w:val="false"/>
+                <w:bCs w:val="false"/>
+                <w:sz w:val="18"/>
+                <w:szCs w:val="18"/>
+              </w:rPr>
+              <w:t xml:space="preserve"/>
+            </w:r>
+          </w:p>
+        </w:tc>
+      </w:tr>
+    </w:tbl>
+    <w:p>
+      <w:pPr>
+        <w:spacing w:after="60" w:before="120"/>
+      </w:pPr>
+      <w:r>
+        <w:rPr>
+          <w:b/>
+          <w:bCs/>
+          <w:sz w:val="20"/>
+          <w:szCs w:val="20"/>
+        </w:rPr>
+        <w:t xml:space="preserve">Earnings chain: </w:t>
+      </w:r>
+      <w:r>
+        <w:rPr>
+          <w:b w:val="false"/>
+          <w:bCs w:val="false"/>
+          <w:sz w:val="20"/>
+          <w:szCs w:val="20"/>
+        </w:rPr>
+        <w:t xml:space="preserve">order inflow (Rs 1,254 Cr book + DC pipeline)</w:t>
+      </w:r>
+      <w:r>
+        <w:rPr>
+          <w:color w:val="666666"/>
+          <w:sz w:val="20"/>
+          <w:szCs w:val="20"/>
+        </w:rPr>
+        <w:t xml:space="preserve"> → </w:t>
+      </w:r>
+      <w:r>
+        <w:rPr>
+          <w:b/>
+          <w:bCs/>
+          <w:color w:val="A32020"/>
+          <w:sz w:val="20"/>
+          <w:szCs w:val="20"/>
+        </w:rPr>
+        <w:t xml:space="preserve">execution / revenue conversion over 12-18 months</w:t>
+      </w:r>
+      <w:r>
+        <w:rPr>
+          <w:color w:val="666666"/>
+          <w:sz w:val="20"/>
+          <w:szCs w:val="20"/>
+        </w:rPr>
+        <w:t xml:space="preserve"> → </w:t>
+      </w:r>
+      <w:r>
+        <w:rPr>
+          <w:b w:val="false"/>
+          <w:bCs w:val="false"/>
+          <w:sz w:val="20"/>
+          <w:szCs w:val="20"/>
+        </w:rPr>
+        <w:t xml:space="preserve">operating leverage on fixed overhead + new capacity</w:t>
+      </w:r>
+      <w:r>
+        <w:rPr>
+          <w:color w:val="666666"/>
+          <w:sz w:val="20"/>
+          <w:szCs w:val="20"/>
+        </w:rPr>
+        <w:t xml:space="preserve"> → </w:t>
+      </w:r>
+      <w:r>
+        <w:rPr>
+          <w:b w:val="false"/>
+          <w:bCs w:val="false"/>
+          <w:sz w:val="20"/>
+          <w:szCs w:val="20"/>
+        </w:rPr>
+        <w:t xml:space="preserve">EBITDA margin toward/above 11%</w:t>
+      </w:r>
+      <w:r>
+        <w:rPr>
+          <w:color w:val="666666"/>
+          <w:sz w:val="20"/>
+          <w:szCs w:val="20"/>
+        </w:rPr>
+        <w:t xml:space="preserve"> → </w:t>
+      </w:r>
+      <w:r>
+        <w:rPr>
+          <w:b w:val="false"/>
+          <w:bCs w:val="false"/>
+          <w:sz w:val="20"/>
+          <w:szCs w:val="20"/>
+        </w:rPr>
+        <w:t xml:space="preserve">PAT</w:t>
+      </w:r>
+      <w:r>
+        <w:rPr>
+          <w:color w:val="666666"/>
+          <w:sz w:val="20"/>
+          <w:szCs w:val="20"/>
+        </w:rPr>
+        <w:t xml:space="preserve"> → </w:t>
+      </w:r>
+      <w:r>
+        <w:rPr>
+          <w:b w:val="false"/>
+          <w:bCs w:val="false"/>
+          <w:sz w:val="20"/>
+          <w:szCs w:val="20"/>
+        </w:rPr>
+        <w:t xml:space="preserve">FCF (still negative through capex ramp)</w:t>
+      </w:r>
+    </w:p>
+    <w:p>
+      <w:pPr>
+        <w:spacing w:after="120"/>
+      </w:pPr>
+      <w:r>
+        <w:rPr>
+          <w:color w:val="666666"/>
+          <w:sz w:val="18"/>
+          <w:szCs w:val="18"/>
+        </w:rPr>
+        <w:t xml:space="preserve">Bottleneck link: execution / revenue conversion over 12-18 months.</w:t>
+      </w:r>
+    </w:p>
+    <w:p>
+      <w:pPr>
+        <w:spacing w:after="120"/>
+      </w:pPr>
+      <w:r>
+        <w:rPr>
+          <w:color w:val="666666"/>
+          <w:sz w:val="18"/>
+          <w:szCs w:val="18"/>
+        </w:rPr>
+        <w:t xml:space="preserve">Operating leverage: unclear - margin ticked up 63bps in Q1FY27 but OPM has been stuck in an 8-11% band for five years; mix shift to DC could help or competition could cap it</w:t>
+      </w:r>
+    </w:p>
+    <w:p>
+      <w:pPr>
+        <w:spacing w:after="120"/>
+      </w:pPr>
+      <w:r>
+        <w:rPr>
+          <w:color w:val="666666"/>
+          <w:sz w:val="18"/>
+          <w:szCs w:val="18"/>
+        </w:rPr>
+        <w:t xml:space="preserve">Evidenced: order inflow (Rs 1,254 Cr book + DC pipeline); execution / revenue conversion over 12-18 months. Still assumed: operating leverage on fixed overhead + new capacity; EBITDA margin toward/above 11%; FCF (still negative through capex ramp).</w:t>
+      </w:r>
+    </w:p>
+    <w:p>
+      <w:pPr>
+        <w:spacing w:after="120"/>
+      </w:pPr>
+      <w:r>
+        <w:rPr>
+          <w:b/>
+          <w:bCs/>
+          <w:sz w:val="20"/>
+          <w:szCs w:val="20"/>
+        </w:rPr>
+        <w:t xml:space="preserve">Market expectation vs. our path:</w:t>
       </w:r>
     </w:p>
     <w:tbl>
@@ -319,125 +1396,287 @@
                 <w:b/>
                 <w:bCs/>
               </w:rPr>
-              <w:t xml:space="preserve">Theme</w:t>
-            </w:r>
-          </w:p>
-        </w:tc>
-        <w:tc>
-          <w:tcPr>
-            <w:tcW w:type="dxa" w:w="5800"/>
-          </w:tcPr>
-          <w:p>
-            <w:r>
-              <w:t xml:space="preserve">Data-centre power &amp; cooling (power distribution / BMS) + shipbuilding &amp; maritime electricals</w:t>
-            </w:r>
-          </w:p>
-        </w:tc>
-      </w:tr>
-      <w:tr>
-        <w:tc>
-          <w:tcPr>
-            <w:tcW w:type="dxa" w:w="3200"/>
-            <w:shd w:fill="F2F2F2" w:val="clear"/>
-          </w:tcPr>
-          <w:p>
-            <w:r>
-              <w:rPr>
-                <w:b/>
-                <w:bCs/>
-              </w:rPr>
-              <w:t xml:space="preserve">This company's position</w:t>
-            </w:r>
-          </w:p>
-        </w:tc>
-        <w:tc>
-          <w:tcPr>
-            <w:tcW w:type="dxa" w:w="5800"/>
-          </w:tcPr>
-          <w:p>
-            <w:r>
-              <w:t xml:space="preserve">Systems integrator - designs and supplies power distribution boards, automation and BMS packages into DC builds, and integrated electrical/automation packages into naval and commercial shipbuilding</w:t>
-            </w:r>
-          </w:p>
-        </w:tc>
-      </w:tr>
-      <w:tr>
-        <w:tc>
-          <w:tcPr>
-            <w:tcW w:type="dxa" w:w="3200"/>
-            <w:shd w:fill="F2F2F2" w:val="clear"/>
-          </w:tcPr>
-          <w:p>
-            <w:r>
-              <w:rPr>
-                <w:b/>
-                <w:bCs/>
-              </w:rPr>
-              <w:t xml:space="preserve">Bottleneck node (pricing power)</w:t>
-            </w:r>
-          </w:p>
-        </w:tc>
-        <w:tc>
-          <w:tcPr>
-            <w:tcW w:type="dxa" w:w="5800"/>
-          </w:tcPr>
-          <w:p>
-            <w:r>
-              <w:t xml:space="preserve">Qualified electrical-package vendors for hyperscale DC and for defence/commercial shipyards - a limited approved-vendor pool</w:t>
-            </w:r>
-          </w:p>
-        </w:tc>
-      </w:tr>
-      <w:tr>
-        <w:tc>
-          <w:tcPr>
-            <w:tcW w:type="dxa" w:w="3200"/>
-            <w:shd w:fill="F2F2F2" w:val="clear"/>
-          </w:tcPr>
-          <w:p>
-            <w:r>
-              <w:rPr>
-                <w:b/>
-                <w:bCs/>
-              </w:rPr>
-              <w:t xml:space="preserve">Supply-side status</w:t>
-            </w:r>
-          </w:p>
-        </w:tc>
-        <w:tc>
-          <w:tcPr>
-            <w:tcW w:type="dxa" w:w="5800"/>
-          </w:tcPr>
-          <w:p>
-            <w:r>
-              <w:t xml:space="preserve">balanced</w:t>
-            </w:r>
-          </w:p>
-        </w:tc>
-      </w:tr>
-      <w:tr>
-        <w:tc>
-          <w:tcPr>
-            <w:tcW w:type="dxa" w:w="3200"/>
-            <w:shd w:fill="F2F2F2" w:val="clear"/>
-          </w:tcPr>
-          <w:p>
-            <w:r>
-              <w:rPr>
-                <w:b/>
-                <w:bCs/>
-              </w:rPr>
-              <w:t xml:space="preserve">Adjacent-node peers</w:t>
-            </w:r>
-          </w:p>
-        </w:tc>
-        <w:tc>
-          <w:tcPr>
-            <w:tcW w:type="dxa" w:w="5800"/>
-          </w:tcPr>
-          <w:p>
-            <w:r>
-              <w:t xml:space="preserve">ABB India, Siemens, CG Power, TD Power Systems, Apar Industries</w:t>
+              <w:t xml:space="preserve">As of</w:t>
+            </w:r>
+          </w:p>
+        </w:tc>
+        <w:tc>
+          <w:tcPr>
+            <w:tcW w:type="dxa" w:w="5800"/>
+          </w:tcPr>
+          <w:p>
+            <w:r>
+              <w:t xml:space="preserve">2026-09-08</w:t>
+            </w:r>
+          </w:p>
+        </w:tc>
+      </w:tr>
+      <w:tr>
+        <w:tc>
+          <w:tcPr>
+            <w:tcW w:type="dxa" w:w="3200"/>
+            <w:shd w:fill="F2F2F2" w:val="clear"/>
+          </w:tcPr>
+          <w:p>
+            <w:r>
+              <w:rPr>
+                <w:b/>
+                <w:bCs/>
+              </w:rPr>
+              <w:t xml:space="preserve">Price / multiple</w:t>
+            </w:r>
+          </w:p>
+        </w:tc>
+        <w:tc>
+          <w:tcPr>
+            <w:tcW w:type="dxa" w:w="5800"/>
+          </w:tcPr>
+          <w:p>
+            <w:r>
+              <w:t xml:space="preserve">Rs 418 · 90x P/E</w:t>
+            </w:r>
+          </w:p>
+        </w:tc>
+      </w:tr>
+      <w:tr>
+        <w:tc>
+          <w:tcPr>
+            <w:tcW w:type="dxa" w:w="3200"/>
+            <w:shd w:fill="F2F2F2" w:val="clear"/>
+          </w:tcPr>
+          <w:p>
+            <w:r>
+              <w:rPr>
+                <w:b/>
+                <w:bCs/>
+              </w:rPr>
+              <w:t xml:space="preserve">Right valuation lens</w:t>
+            </w:r>
+          </w:p>
+        </w:tc>
+        <w:tc>
+          <w:tcPr>
+            <w:tcW w:type="dxa" w:w="5800"/>
+          </w:tcPr>
+          <w:p>
+            <w:r>
+              <w:t xml:space="preserve">P/E</w:t>
+            </w:r>
+          </w:p>
+        </w:tc>
+      </w:tr>
+      <w:tr>
+        <w:tc>
+          <w:tcPr>
+            <w:tcW w:type="dxa" w:w="3200"/>
+            <w:shd w:fill="F2F2F2" w:val="clear"/>
+          </w:tcPr>
+          <w:p>
+            <w:r>
+              <w:rPr>
+                <w:b/>
+                <w:bCs/>
+              </w:rPr>
+              <w:t xml:space="preserve">Price implies</w:t>
+            </w:r>
+          </w:p>
+        </w:tc>
+        <w:tc>
+          <w:tcPr>
+            <w:tcW w:type="dxa" w:w="5800"/>
+          </w:tcPr>
+          <w:p>
+            <w:r>
+              <w:t xml:space="preserve">~90x trailing implies ~45% EPS CAGR FY26-28 to be fair against a generous ~30x franchise exit; even the strong order book makes that a stretch beyond FY27</w:t>
+            </w:r>
+          </w:p>
+        </w:tc>
+      </w:tr>
+      <w:tr>
+        <w:tc>
+          <w:tcPr>
+            <w:tcW w:type="dxa" w:w="3200"/>
+            <w:shd w:fill="F2F2F2" w:val="clear"/>
+          </w:tcPr>
+          <w:p>
+            <w:r>
+              <w:rPr>
+                <w:b/>
+                <w:bCs/>
+              </w:rPr>
+              <w:t xml:space="preserve">Our FY27</w:t>
+            </w:r>
+          </w:p>
+        </w:tc>
+        <w:tc>
+          <w:tcPr>
+            <w:tcW w:type="dxa" w:w="5800"/>
+          </w:tcPr>
+          <w:p>
+            <w:r>
+              <w:t xml:space="preserve">revenue +35-45% (order-book conversion), PAT +40-50%, OPM ~11%</w:t>
+            </w:r>
+          </w:p>
+        </w:tc>
+      </w:tr>
+      <w:tr>
+        <w:tc>
+          <w:tcPr>
+            <w:tcW w:type="dxa" w:w="3200"/>
+            <w:shd w:fill="F2F2F2" w:val="clear"/>
+          </w:tcPr>
+          <w:p>
+            <w:r>
+              <w:rPr>
+                <w:b/>
+                <w:bCs/>
+              </w:rPr>
+              <w:t xml:space="preserve">Our FY28</w:t>
+            </w:r>
+          </w:p>
+        </w:tc>
+        <w:tc>
+          <w:tcPr>
+            <w:tcW w:type="dxa" w:w="5800"/>
+          </w:tcPr>
+          <w:p>
+            <w:r>
+              <w:t xml:space="preserve">growth decelerates toward 20-25% as the FY26 order base normalises unless DC inflow keeps compounding</w:t>
+            </w:r>
+          </w:p>
+        </w:tc>
+      </w:tr>
+      <w:tr>
+        <w:tc>
+          <w:tcPr>
+            <w:tcW w:type="dxa" w:w="3200"/>
+            <w:shd w:fill="F2F2F2" w:val="clear"/>
+          </w:tcPr>
+          <w:p>
+            <w:r>
+              <w:rPr>
+                <w:b/>
+                <w:bCs/>
+              </w:rPr>
+              <w:t xml:space="preserve">Gap direction</w:t>
+            </w:r>
+          </w:p>
+        </w:tc>
+        <w:tc>
+          <w:tcPr>
+            <w:tcW w:type="dxa" w:w="5800"/>
+          </w:tcPr>
+          <w:p>
+            <w:r>
+              <w:t xml:space="preserve">priced-in</w:t>
+            </w:r>
+          </w:p>
+        </w:tc>
+      </w:tr>
+      <w:tr>
+        <w:tc>
+          <w:tcPr>
+            <w:tcW w:type="dxa" w:w="3200"/>
+            <w:shd w:fill="F2F2F2" w:val="clear"/>
+          </w:tcPr>
+          <w:p>
+            <w:r>
+              <w:rPr>
+                <w:b/>
+                <w:bCs/>
+              </w:rPr>
+              <w:t xml:space="preserve">Gap type</w:t>
+            </w:r>
+          </w:p>
+        </w:tc>
+        <w:tc>
+          <w:tcPr>
+            <w:tcW w:type="dxa" w:w="5800"/>
+          </w:tcPr>
+          <w:p>
+            <w:r>
+              <w:t xml:space="preserve">duration</w:t>
+            </w:r>
+          </w:p>
+        </w:tc>
+      </w:tr>
+      <w:tr>
+        <w:tc>
+          <w:tcPr>
+            <w:tcW w:type="dxa" w:w="3200"/>
+            <w:shd w:fill="F2F2F2" w:val="clear"/>
+          </w:tcPr>
+          <w:p>
+            <w:r>
+              <w:rPr>
+                <w:b/>
+                <w:bCs/>
+              </w:rPr>
+              <w:t xml:space="preserve">Gap magnitude</w:t>
+            </w:r>
+          </w:p>
+        </w:tc>
+        <w:tc>
+          <w:tcPr>
+            <w:tcW w:type="dxa" w:w="5800"/>
+          </w:tcPr>
+          <w:p>
+            <w:r>
+              <w:t xml:space="preserve">not estimable</w:t>
+            </w:r>
+          </w:p>
+        </w:tc>
+      </w:tr>
+      <w:tr>
+        <w:tc>
+          <w:tcPr>
+            <w:tcW w:type="dxa" w:w="3200"/>
+            <w:shd w:fill="F2F2F2" w:val="clear"/>
+          </w:tcPr>
+          <w:p>
+            <w:r>
+              <w:rPr>
+                <w:b/>
+                <w:bCs/>
+              </w:rPr>
+              <w:t xml:space="preserve">Gap basis</w:t>
+            </w:r>
+          </w:p>
+        </w:tc>
+        <w:tc>
+          <w:tcPr>
+            <w:tcW w:type="dxa" w:w="5800"/>
+          </w:tcPr>
+          <w:p>
+            <w:r>
+              <w:t xml:space="preserve">the near-term acceleration is real and largely in consensus expectations; at ~90x the market is paying for growth to persist well beyond the visible order book</w:t>
+            </w:r>
+          </w:p>
+        </w:tc>
+      </w:tr>
+      <w:tr>
+        <w:tc>
+          <w:tcPr>
+            <w:tcW w:type="dxa" w:w="3200"/>
+            <w:shd w:fill="F2F2F2" w:val="clear"/>
+          </w:tcPr>
+          <w:p>
+            <w:r>
+              <w:rPr>
+                <w:b/>
+                <w:bCs/>
+              </w:rPr>
+              <w:t xml:space="preserve">Evidence quality</w:t>
+            </w:r>
+          </w:p>
+        </w:tc>
+        <w:tc>
+          <w:tcPr>
+            <w:tcW w:type="dxa" w:w="5800"/>
+          </w:tcPr>
+          <w:p>
+            <w:r>
+              <w:t xml:space="preserve">moderate</w:t>
             </w:r>
           </w:p>
         </w:tc>
@@ -447,51 +1686,236 @@
       <w:pPr>
         <w:spacing w:after="120"/>
       </w:pPr>
+      <w:r>
+        <w:rPr>
+          <w:i/>
+          <w:iCs/>
+          <w:color w:val="666666"/>
+          <w:sz w:val="16"/>
+          <w:szCs w:val="16"/>
+        </w:rPr>
+        <w:t xml:space="preserve">no broker consensus; implied path is a reverse-P/E estimate + screener.in forward figures + VP thread view</w:t>
+      </w:r>
+    </w:p>
+    <w:p>
+      <w:pPr>
+        <w:spacing w:after="120" w:before="120"/>
+      </w:pPr>
+      <w:r>
+        <w:rPr>
+          <w:b/>
+          <w:bCs/>
+          <w:sz w:val="20"/>
+          <w:szCs w:val="20"/>
+        </w:rPr>
+        <w:t xml:space="preserve">Catalyst: </w:t>
+      </w:r>
+      <w:r>
+        <w:rPr>
+          <w:sz w:val="20"/>
+          <w:szCs w:val="20"/>
+        </w:rPr>
+        <w:t xml:space="preserve">Q2/Q3 FY27 prints showing order-book conversion at &gt;35% revenue growth with OPM holding above 11%, plus continued DC order inflow</w:t>
+      </w:r>
       <w:r>
         <w:rPr>
           <w:color w:val="666666"/>
           <w:sz w:val="18"/>
           <w:szCs w:val="18"/>
         </w:rPr>
-        <w:t xml:space="preserve">Sits on two live tailwinds at once: DC power distribution (priority-1 theme - India DC buildout) and shipbuilding &amp; maritime (priority-2 - naval order visibility + commercial-shipbuilding cluster push). Order book is the evidence the exposure is real, not narrative. Risk is that as a mid-tier integrator it competes for share against much larger electrical majors on the biggest packages.</w:t>
-      </w:r>
-    </w:p>
-    <w:p>
-      <w:pPr>
-        <w:spacing w:after="60" w:before="120"/>
-      </w:pPr>
-      <w:r>
-        <w:rPr>
-          <w:b/>
-          <w:bCs/>
-          <w:sz w:val="20"/>
-          <w:szCs w:val="20"/>
-        </w:rPr>
-        <w:t xml:space="preserve">Growth trajectory: </w:t>
-      </w:r>
-      <w:r>
-        <w:rPr>
-          <w:b w:val="false"/>
-          <w:bCs w:val="false"/>
-          <w:sz w:val="20"/>
-          <w:szCs w:val="20"/>
-        </w:rPr>
-        <w:t xml:space="preserve">YoY growth rate is accelerating</w:t>
-      </w:r>
-    </w:p>
-    <w:p>
-      <w:pPr>
-        <w:spacing w:after="120"/>
-      </w:pPr>
-      <w:r>
-        <w:rPr>
+        <w:t xml:space="preserve"> (window ~6M from 2026-09-08; undated; evidence med; pending)</w:t>
+      </w:r>
+    </w:p>
+    <w:p>
+      <w:pPr>
+        <w:pStyle w:val="Heading1"/>
+        <w:spacing w:after="120" w:before="280"/>
+      </w:pPr>
+      <w:r>
+        <w:t xml:space="preserve">Ishmohit-Lens Checks (value chain · earnings quality · growth trajectory · management · quality metrics · track record · global-signal check)</w:t>
+      </w:r>
+    </w:p>
+    <w:p>
+      <w:pPr>
+        <w:spacing w:after="120"/>
+      </w:pPr>
+      <w:r>
+        <w:rPr>
+          <w:i/>
+          <w:iCs/>
           <w:color w:val="666666"/>
           <w:sz w:val="18"/>
           <w:szCs w:val="18"/>
         </w:rPr>
-        <w:t xml:space="preserve">FY26 revenue +14% YoY full-year; Q4FY26 revenue +10.7%; Q1FY27 standalone revenue +59% YoY, PAT +53% - a clear step-up as the order book converts</w:t>
-      </w:r>
-    </w:p>
+        <w:t xml:space="preserve">Extra checks drawn from @ishmohit1 / SOIC methodology (playbook/ishmohit-soic-style.md): where the company sits in its value chain and what the supply side is doing, whether a margin/PAT inflection is structural or a cyclical peak, the rate-of-change of growth vs. what the multiple demands, and management quality as a positive attribute.</w:t>
+      </w:r>
+    </w:p>
+    <w:p>
+      <w:pPr>
+        <w:spacing w:after="120"/>
+      </w:pPr>
+      <w:r>
+        <w:rPr>
+          <w:b/>
+          <w:bCs/>
+          <w:sz w:val="20"/>
+          <w:szCs w:val="20"/>
+        </w:rPr>
+        <w:t xml:space="preserve">Value chain &amp; supply side:</w:t>
+      </w:r>
+    </w:p>
+    <w:tbl>
+      <w:tblPr>
+        <w:tblW w:type="dxa" w:w="9000"/>
+        <w:tblBorders>
+          <w:top w:val="single" w:color="auto" w:sz="4"/>
+          <w:left w:val="single" w:color="auto" w:sz="4"/>
+          <w:bottom w:val="single" w:color="auto" w:sz="4"/>
+          <w:right w:val="single" w:color="auto" w:sz="4"/>
+          <w:insideH w:val="single" w:color="auto" w:sz="4"/>
+          <w:insideV w:val="single" w:color="auto" w:sz="4"/>
+        </w:tblBorders>
+      </w:tblPr>
+      <w:tblGrid>
+        <w:gridCol w:w="3200"/>
+        <w:gridCol w:w="5800"/>
+      </w:tblGrid>
+      <w:tr>
+        <w:tc>
+          <w:tcPr>
+            <w:tcW w:type="dxa" w:w="3200"/>
+            <w:shd w:fill="F2F2F2" w:val="clear"/>
+          </w:tcPr>
+          <w:p>
+            <w:r>
+              <w:rPr>
+                <w:b/>
+                <w:bCs/>
+              </w:rPr>
+              <w:t xml:space="preserve">Theme</w:t>
+            </w:r>
+          </w:p>
+        </w:tc>
+        <w:tc>
+          <w:tcPr>
+            <w:tcW w:type="dxa" w:w="5800"/>
+          </w:tcPr>
+          <w:p>
+            <w:r>
+              <w:t xml:space="preserve">Data-centre power &amp; cooling (power distribution / BMS) + shipbuilding &amp; maritime electricals</w:t>
+            </w:r>
+          </w:p>
+        </w:tc>
+      </w:tr>
+      <w:tr>
+        <w:tc>
+          <w:tcPr>
+            <w:tcW w:type="dxa" w:w="3200"/>
+            <w:shd w:fill="F2F2F2" w:val="clear"/>
+          </w:tcPr>
+          <w:p>
+            <w:r>
+              <w:rPr>
+                <w:b/>
+                <w:bCs/>
+              </w:rPr>
+              <w:t xml:space="preserve">This company's position</w:t>
+            </w:r>
+          </w:p>
+        </w:tc>
+        <w:tc>
+          <w:tcPr>
+            <w:tcW w:type="dxa" w:w="5800"/>
+          </w:tcPr>
+          <w:p>
+            <w:r>
+              <w:t xml:space="preserve">Systems integrator - designs and supplies power distribution boards, automation and BMS packages into DC builds, and integrated electrical/automation packages into naval and commercial shipbuilding</w:t>
+            </w:r>
+          </w:p>
+        </w:tc>
+      </w:tr>
+      <w:tr>
+        <w:tc>
+          <w:tcPr>
+            <w:tcW w:type="dxa" w:w="3200"/>
+            <w:shd w:fill="F2F2F2" w:val="clear"/>
+          </w:tcPr>
+          <w:p>
+            <w:r>
+              <w:rPr>
+                <w:b/>
+                <w:bCs/>
+              </w:rPr>
+              <w:t xml:space="preserve">Bottleneck node (pricing power)</w:t>
+            </w:r>
+          </w:p>
+        </w:tc>
+        <w:tc>
+          <w:tcPr>
+            <w:tcW w:type="dxa" w:w="5800"/>
+          </w:tcPr>
+          <w:p>
+            <w:r>
+              <w:t xml:space="preserve">Qualified electrical-package vendors for hyperscale DC and for defence/commercial shipyards - a limited approved-vendor pool</w:t>
+            </w:r>
+          </w:p>
+        </w:tc>
+      </w:tr>
+      <w:tr>
+        <w:tc>
+          <w:tcPr>
+            <w:tcW w:type="dxa" w:w="3200"/>
+            <w:shd w:fill="F2F2F2" w:val="clear"/>
+          </w:tcPr>
+          <w:p>
+            <w:r>
+              <w:rPr>
+                <w:b/>
+                <w:bCs/>
+              </w:rPr>
+              <w:t xml:space="preserve">Supply-side status</w:t>
+            </w:r>
+          </w:p>
+        </w:tc>
+        <w:tc>
+          <w:tcPr>
+            <w:tcW w:type="dxa" w:w="5800"/>
+          </w:tcPr>
+          <w:p>
+            <w:r>
+              <w:t xml:space="preserve">balanced</w:t>
+            </w:r>
+          </w:p>
+        </w:tc>
+      </w:tr>
+      <w:tr>
+        <w:tc>
+          <w:tcPr>
+            <w:tcW w:type="dxa" w:w="3200"/>
+            <w:shd w:fill="F2F2F2" w:val="clear"/>
+          </w:tcPr>
+          <w:p>
+            <w:r>
+              <w:rPr>
+                <w:b/>
+                <w:bCs/>
+              </w:rPr>
+              <w:t xml:space="preserve">Adjacent-node peers</w:t>
+            </w:r>
+          </w:p>
+        </w:tc>
+        <w:tc>
+          <w:tcPr>
+            <w:tcW w:type="dxa" w:w="5800"/>
+          </w:tcPr>
+          <w:p>
+            <w:r>
+              <w:t xml:space="preserve">ABB India, Siemens, CG Power, TD Power Systems, Apar Industries</w:t>
+            </w:r>
+          </w:p>
+        </w:tc>
+      </w:tr>
+    </w:tbl>
     <w:p>
       <w:pPr>
         <w:spacing w:after="120"/>
@@ -502,7 +1926,533 @@
           <w:sz w:val="18"/>
           <w:szCs w:val="18"/>
         </w:rPr>
-        <w:t xml:space="preserve">Reverse P/E: ~75-80x trailing needs ~40%+ sustained EPS CAGR even at a generous ~30x exit; the order book (book-to-bill &gt;1.4x, ~Rs 1,100 Cr FY27 inflow in 4 months) supports high growth near-term but the multiple leaves little room for execution slips</w:t>
+        <w:t xml:space="preserve">Sits on two live tailwinds at once: DC power distribution (priority-1 theme - India DC buildout) and shipbuilding &amp; maritime (priority-2 - naval order visibility + commercial-shipbuilding cluster push). Order book is the evidence the exposure is real, not narrative. Risk is that as a mid-tier integrator it competes for share against much larger electrical majors on the biggest packages.</w:t>
+      </w:r>
+    </w:p>
+    <w:p>
+      <w:pPr>
+        <w:spacing w:after="60" w:before="120"/>
+      </w:pPr>
+      <w:r>
+        <w:rPr>
+          <w:b/>
+          <w:bCs/>
+          <w:sz w:val="20"/>
+          <w:szCs w:val="20"/>
+        </w:rPr>
+        <w:t xml:space="preserve">Earnings quality: </w:t>
+      </w:r>
+      <w:r>
+        <w:rPr>
+          <w:sz w:val="20"/>
+          <w:szCs w:val="20"/>
+        </w:rPr>
+        <w:t xml:space="preserve">margin driver mixed</w:t>
+      </w:r>
+      <w:r>
+        <w:rPr>
+          <w:b/>
+          <w:bCs/>
+          <w:color w:val="A32020"/>
+          <w:sz w:val="20"/>
+          <w:szCs w:val="20"/>
+        </w:rPr>
+        <w:t xml:space="preserve"/>
+      </w:r>
+    </w:p>
+    <w:p>
+      <w:pPr>
+        <w:spacing w:after="120"/>
+      </w:pPr>
+      <w:r>
+        <w:rPr>
+          <w:color w:val="666666"/>
+          <w:sz w:val="18"/>
+          <w:szCs w:val="18"/>
+        </w:rPr>
+        <w:t xml:space="preserve">Drivers: project/turnkey mix (marine vs industry vs DC); operating leverage on overhead as revenue scales; input-cost pass-through on fixed-price contracts.</w:t>
+      </w:r>
+    </w:p>
+    <w:p>
+      <w:pPr>
+        <w:spacing w:after="120"/>
+      </w:pPr>
+      <w:r>
+        <w:rPr>
+          <w:color w:val="666666"/>
+          <w:sz w:val="18"/>
+          <w:szCs w:val="18"/>
+        </w:rPr>
+        <w:t xml:space="preserve">OPM 11% in FY26 is the top of a five-year 8-11% band, not a spike above a defensible level; through-cycle ~9-10% is reasonable. Margin risk is failure to expand, not mean-reversion from a peak.</w:t>
+      </w:r>
+    </w:p>
+    <w:p>
+      <w:pPr>
+        <w:spacing w:after="60" w:before="120"/>
+      </w:pPr>
+      <w:r>
+        <w:rPr>
+          <w:b/>
+          <w:bCs/>
+          <w:sz w:val="20"/>
+          <w:szCs w:val="20"/>
+        </w:rPr>
+        <w:t xml:space="preserve">Growth trajectory: </w:t>
+      </w:r>
+      <w:r>
+        <w:rPr>
+          <w:b w:val="false"/>
+          <w:bCs w:val="false"/>
+          <w:sz w:val="20"/>
+          <w:szCs w:val="20"/>
+        </w:rPr>
+        <w:t xml:space="preserve">YoY growth rate is accelerating</w:t>
+      </w:r>
+    </w:p>
+    <w:p>
+      <w:pPr>
+        <w:spacing w:after="120"/>
+      </w:pPr>
+      <w:r>
+        <w:rPr>
+          <w:color w:val="666666"/>
+          <w:sz w:val="18"/>
+          <w:szCs w:val="18"/>
+        </w:rPr>
+        <w:t xml:space="preserve">Annual revenue YoY oldest-&gt;newest: FY22 +50%, FY23 +18%, FY24 +40%, FY25 +23%, FY26 +14%; then Q1FY27 consol revenue +53% YoY and PAT +51% - a clear re-acceleration as the doubled order book converts</w:t>
+      </w:r>
+    </w:p>
+    <w:p>
+      <w:pPr>
+        <w:spacing w:after="120"/>
+      </w:pPr>
+      <w:r>
+        <w:rPr>
+          <w:color w:val="666666"/>
+          <w:sz w:val="18"/>
+          <w:szCs w:val="18"/>
+        </w:rPr>
+        <w:t xml:space="preserve">Reverse P/E: ~90x trailing (screener, Sep-2026) needs ~45%+ sustained EPS CAGR even at a generous ~30x exit; the order book (book-to-bill &gt;1.4x, ~Rs 572 Cr inflow in Q1FY27 alone) supports high near-term growth but the multiple leaves no room for execution slips</w:t>
+      </w:r>
+    </w:p>
+    <w:p>
+      <w:pPr>
+        <w:spacing w:after="120"/>
+      </w:pPr>
+      <w:r>
+        <w:rPr>
+          <w:b/>
+          <w:bCs/>
+          <w:sz w:val="20"/>
+          <w:szCs w:val="20"/>
+        </w:rPr>
+        <w:t xml:space="preserve">Management quality (TVGP's "P"):</w:t>
+      </w:r>
+    </w:p>
+    <w:tbl>
+      <w:tblPr>
+        <w:tblW w:type="dxa" w:w="9000"/>
+        <w:tblBorders>
+          <w:top w:val="single" w:color="auto" w:sz="4"/>
+          <w:left w:val="single" w:color="auto" w:sz="4"/>
+          <w:bottom w:val="single" w:color="auto" w:sz="4"/>
+          <w:right w:val="single" w:color="auto" w:sz="4"/>
+          <w:insideH w:val="single" w:color="auto" w:sz="4"/>
+          <w:insideV w:val="single" w:color="auto" w:sz="4"/>
+        </w:tblBorders>
+      </w:tblPr>
+      <w:tblGrid>
+        <w:gridCol w:w="3200"/>
+        <w:gridCol w:w="5800"/>
+      </w:tblGrid>
+      <w:tr>
+        <w:tc>
+          <w:tcPr>
+            <w:tcW w:type="dxa" w:w="3200"/>
+            <w:shd w:fill="F2F2F2" w:val="clear"/>
+          </w:tcPr>
+          <w:p>
+            <w:r>
+              <w:rPr>
+                <w:b/>
+                <w:bCs/>
+              </w:rPr>
+              <w:t xml:space="preserve">Assessment</w:t>
+            </w:r>
+          </w:p>
+        </w:tc>
+        <w:tc>
+          <w:tcPr>
+            <w:tcW w:type="dxa" w:w="5800"/>
+          </w:tcPr>
+          <w:p>
+            <w:r>
+              <w:t xml:space="preserve">neutral</w:t>
+            </w:r>
+          </w:p>
+        </w:tc>
+      </w:tr>
+      <w:tr>
+        <w:tc>
+          <w:tcPr>
+            <w:tcW w:type="dxa" w:w="3200"/>
+            <w:shd w:fill="F2F2F2" w:val="clear"/>
+          </w:tcPr>
+          <w:p>
+            <w:r>
+              <w:rPr>
+                <w:b/>
+                <w:bCs/>
+              </w:rPr>
+              <w:t xml:space="preserve">Capital allocation</w:t>
+            </w:r>
+          </w:p>
+        </w:tc>
+        <w:tc>
+          <w:tcPr>
+            <w:tcW w:type="dxa" w:w="5800"/>
+          </w:tcPr>
+          <w:p>
+            <w:r>
+              <w:t xml:space="preserve">Reinvested aggressively (FY25 capex ~Rs 95 Cr) into capacity for the DC/industry pivot; incremental ROCE rising (12%-&gt;18% over 5yr) suggests the reinvestment is earning back, though FCF is still negative. No unrelated diversification - all inside electricals/automation. (neutral)</w:t>
+            </w:r>
+          </w:p>
+        </w:tc>
+      </w:tr>
+      <w:tr>
+        <w:tc>
+          <w:tcPr>
+            <w:tcW w:type="dxa" w:w="3200"/>
+            <w:shd w:fill="F2F2F2" w:val="clear"/>
+          </w:tcPr>
+          <w:p>
+            <w:r>
+              <w:rPr>
+                <w:b/>
+                <w:bCs/>
+              </w:rPr>
+              <w:t xml:space="preserve">Related-party trend</w:t>
+            </w:r>
+          </w:p>
+        </w:tc>
+        <w:tc>
+          <w:tcPr>
+            <w:tcW w:type="dxa" w:w="5800"/>
+          </w:tcPr>
+          <w:p>
+            <w:r>
+              <w:t xml:space="preserve">unclear</w:t>
+            </w:r>
+          </w:p>
+        </w:tc>
+      </w:tr>
+      <w:tr>
+        <w:tc>
+          <w:tcPr>
+            <w:tcW w:type="dxa" w:w="3200"/>
+            <w:shd w:fill="F2F2F2" w:val="clear"/>
+          </w:tcPr>
+          <w:p>
+            <w:r>
+              <w:rPr>
+                <w:b/>
+                <w:bCs/>
+              </w:rPr>
+              <w:t xml:space="preserve">Guidance credibility</w:t>
+            </w:r>
+          </w:p>
+        </w:tc>
+        <w:tc>
+          <w:tcPr>
+            <w:tcW w:type="dxa" w:w="5800"/>
+          </w:tcPr>
+          <w:p>
+            <w:r>
+              <w:t xml:space="preserve">no-track-record</w:t>
+            </w:r>
+          </w:p>
+        </w:tc>
+      </w:tr>
+      <w:tr>
+        <w:tc>
+          <w:tcPr>
+            <w:tcW w:type="dxa" w:w="3200"/>
+            <w:shd w:fill="F2F2F2" w:val="clear"/>
+          </w:tcPr>
+          <w:p>
+            <w:r>
+              <w:rPr>
+                <w:b/>
+                <w:bCs/>
+              </w:rPr>
+              <w:t xml:space="preserve">Shareholder returns</w:t>
+            </w:r>
+          </w:p>
+        </w:tc>
+        <w:tc>
+          <w:tcPr>
+            <w:tcW w:type="dxa" w:w="5800"/>
+          </w:tcPr>
+          <w:p>
+            <w:r>
+              <w:t xml:space="preserve">erratic</w:t>
+            </w:r>
+          </w:p>
+        </w:tc>
+      </w:tr>
+      <w:tr>
+        <w:tc>
+          <w:tcPr>
+            <w:tcW w:type="dxa" w:w="3200"/>
+            <w:shd w:fill="F2F2F2" w:val="clear"/>
+          </w:tcPr>
+          <w:p>
+            <w:r>
+              <w:rPr>
+                <w:b/>
+                <w:bCs/>
+              </w:rPr>
+              <w:t xml:space="preserve">Capability ladder / VAP</w:t>
+            </w:r>
+          </w:p>
+        </w:tc>
+        <w:tc>
+          <w:tcPr>
+            <w:tcW w:type="dxa" w:w="5800"/>
+          </w:tcPr>
+          <w:p>
+            <w:r>
+              <w:t xml:space="preserve">Moving up from marine electricals into higher-value data-centre power distribution and BMS packages - an explicit adjacency climb</w:t>
+            </w:r>
+          </w:p>
+        </w:tc>
+      </w:tr>
+    </w:tbl>
+    <w:p>
+      <w:pPr>
+        <w:spacing w:after="120"/>
+      </w:pPr>
+      <w:r>
+        <w:rPr>
+          <w:b/>
+          <w:bCs/>
+          <w:sz w:val="20"/>
+          <w:szCs w:val="20"/>
+        </w:rPr>
+        <w:t xml:space="preserve">Quality metrics (ROCE · debt · FCF · margin · capex):</w:t>
+      </w:r>
+    </w:p>
+    <w:tbl>
+      <w:tblPr>
+        <w:tblW w:type="dxa" w:w="9000"/>
+        <w:tblBorders>
+          <w:top w:val="single" w:color="auto" w:sz="4"/>
+          <w:left w:val="single" w:color="auto" w:sz="4"/>
+          <w:bottom w:val="single" w:color="auto" w:sz="4"/>
+          <w:right w:val="single" w:color="auto" w:sz="4"/>
+          <w:insideH w:val="single" w:color="auto" w:sz="4"/>
+          <w:insideV w:val="single" w:color="auto" w:sz="4"/>
+        </w:tblBorders>
+      </w:tblPr>
+      <w:tblGrid>
+        <w:gridCol w:w="3200"/>
+        <w:gridCol w:w="5800"/>
+      </w:tblGrid>
+      <w:tr>
+        <w:tc>
+          <w:tcPr>
+            <w:tcW w:type="dxa" w:w="3200"/>
+            <w:shd w:fill="F2F2F2" w:val="clear"/>
+          </w:tcPr>
+          <w:p>
+            <w:r>
+              <w:rPr>
+                <w:b/>
+                <w:bCs/>
+              </w:rPr>
+              <w:t xml:space="preserve">Assessment</w:t>
+            </w:r>
+          </w:p>
+        </w:tc>
+        <w:tc>
+          <w:tcPr>
+            <w:tcW w:type="dxa" w:w="5800"/>
+          </w:tcPr>
+          <w:p>
+            <w:r>
+              <w:t xml:space="preserve">neutral</w:t>
+            </w:r>
+          </w:p>
+        </w:tc>
+      </w:tr>
+      <w:tr>
+        <w:tc>
+          <w:tcPr>
+            <w:tcW w:type="dxa" w:w="3200"/>
+            <w:shd w:fill="F2F2F2" w:val="clear"/>
+          </w:tcPr>
+          <w:p>
+            <w:r>
+              <w:rPr>
+                <w:b/>
+                <w:bCs/>
+              </w:rPr>
+              <w:t xml:space="preserve">ROCE</w:t>
+            </w:r>
+          </w:p>
+        </w:tc>
+        <w:tc>
+          <w:tcPr>
+            <w:tcW w:type="dxa" w:w="5800"/>
+          </w:tcPr>
+          <w:p>
+            <w:r>
+              <w:t xml:space="preserve">18% (improving)</w:t>
+            </w:r>
+          </w:p>
+        </w:tc>
+      </w:tr>
+      <w:tr>
+        <w:tc>
+          <w:tcPr>
+            <w:tcW w:type="dxa" w:w="3200"/>
+            <w:shd w:fill="F2F2F2" w:val="clear"/>
+          </w:tcPr>
+          <w:p>
+            <w:r>
+              <w:rPr>
+                <w:b/>
+                <w:bCs/>
+              </w:rPr>
+              <w:t xml:space="preserve">Leverage</w:t>
+            </w:r>
+          </w:p>
+        </w:tc>
+        <w:tc>
+          <w:tcPr>
+            <w:tcW w:type="dxa" w:w="5800"/>
+          </w:tcPr>
+          <w:p>
+            <w:r>
+              <w:t xml:space="preserve">Net debt/EBITDA 0.8x</w:t>
+            </w:r>
+          </w:p>
+        </w:tc>
+      </w:tr>
+      <w:tr>
+        <w:tc>
+          <w:tcPr>
+            <w:tcW w:type="dxa" w:w="3200"/>
+            <w:shd w:fill="F2F2F2" w:val="clear"/>
+          </w:tcPr>
+          <w:p>
+            <w:r>
+              <w:rPr>
+                <w:b/>
+                <w:bCs/>
+              </w:rPr>
+              <w:t xml:space="preserve">FCF conversion</w:t>
+            </w:r>
+          </w:p>
+        </w:tc>
+        <w:tc>
+          <w:tcPr>
+            <w:tcW w:type="dxa" w:w="5800"/>
+          </w:tcPr>
+          <w:p>
+            <w:r>
+              <w:t xml:space="preserve">-60%</w:t>
+            </w:r>
+          </w:p>
+        </w:tc>
+      </w:tr>
+      <w:tr>
+        <w:tc>
+          <w:tcPr>
+            <w:tcW w:type="dxa" w:w="3200"/>
+            <w:shd w:fill="F2F2F2" w:val="clear"/>
+          </w:tcPr>
+          <w:p>
+            <w:r>
+              <w:rPr>
+                <w:b/>
+                <w:bCs/>
+              </w:rPr>
+              <w:t xml:space="preserve">Margin trend</w:t>
+            </w:r>
+          </w:p>
+        </w:tc>
+        <w:tc>
+          <w:tcPr>
+            <w:tcW w:type="dxa" w:w="5800"/>
+          </w:tcPr>
+          <w:p>
+            <w:r>
+              <w:t xml:space="preserve">expanding</w:t>
+            </w:r>
+          </w:p>
+        </w:tc>
+      </w:tr>
+      <w:tr>
+        <w:tc>
+          <w:tcPr>
+            <w:tcW w:type="dxa" w:w="3200"/>
+            <w:shd w:fill="F2F2F2" w:val="clear"/>
+          </w:tcPr>
+          <w:p>
+            <w:r>
+              <w:rPr>
+                <w:b/>
+                <w:bCs/>
+              </w:rPr>
+              <w:t xml:space="preserve">Capex efficiency</w:t>
+            </w:r>
+          </w:p>
+        </w:tc>
+        <w:tc>
+          <w:tcPr>
+            <w:tcW w:type="dxa" w:w="5800"/>
+          </w:tcPr>
+          <w:p>
+            <w:r>
+              <w:t xml:space="preserve">productive</w:t>
+            </w:r>
+          </w:p>
+        </w:tc>
+      </w:tr>
+    </w:tbl>
+    <w:p>
+      <w:pPr>
+        <w:spacing w:after="60" w:before="120"/>
+      </w:pPr>
+      <w:r>
+        <w:rPr>
+          <w:b/>
+          <w:bCs/>
+          <w:sz w:val="20"/>
+          <w:szCs w:val="20"/>
+        </w:rPr>
+        <w:t xml:space="preserve">Track record (Coffee Can persistence check): </w:t>
+      </w:r>
+      <w:r>
+        <w:rPr>
+          <w:sz w:val="20"/>
+          <w:szCs w:val="20"/>
+        </w:rPr>
+        <w:t xml:space="preserve">cleared revenue growth ≥10% AND ROCE ≥15% in 3 of the last 5 years (consistency_score 60)</w:t>
+      </w:r>
+    </w:p>
+    <w:p>
+      <w:pPr>
+        <w:spacing w:after="120"/>
+      </w:pPr>
+      <w:r>
+        <w:rPr>
+          <w:color w:val="666666"/>
+          <w:sz w:val="18"/>
+          <w:szCs w:val="18"/>
+        </w:rPr>
+        <w:t xml:space="preserve">FY22-FY26: revenue growth &gt;=10% every year, but ROCE cleared 15% only in FY24 (15%), FY25 (16%), FY26 (18%); FY22 (12%) and FY23 (14%) missed. Improving trajectory - all three clears are the most recent three years.</w:t>
       </w:r>
     </w:p>
     <w:p>
@@ -717,7 +2667,7 @@
           <w:b/>
           <w:bCs/>
         </w:rPr>
-        <w:t xml:space="preserve">Small-cap (~Rs 5,365 Cr)</w:t>
+        <w:t xml:space="preserve">Small-cap (~Rs 5,850 Cr)</w:t>
       </w:r>
     </w:p>
     <w:p>
@@ -745,6 +2695,34 @@
     </w:p>
     <w:p>
       <w:pPr>
+        <w:spacing w:after="120"/>
+      </w:pPr>
+      <w:r>
+        <w:rPr>
+          <w:color w:val="666666"/>
+          <w:sz w:val="20"/>
+          <w:szCs w:val="20"/>
+        </w:rPr>
+        <w:t xml:space="preserve">4-box gate — tailwind: yes · TAM: yes · moat: weak · valuation: no  (score 2.5 / 4)</w:t>
+      </w:r>
+    </w:p>
+    <w:p>
+      <w:pPr>
+        <w:spacing w:after="120"/>
+      </w:pPr>
+      <w:r>
+        <w:rPr>
+          <w:i/>
+          <w:iCs/>
+          <w:color w:val="666666"/>
+          <w:sz w:val="20"/>
+          <w:szCs w:val="20"/>
+        </w:rPr>
+        <w:t xml:space="preserve">Dual data-centre-power + naval/shipbuilding-electricals tailwind is real and order-book-evidenced (Rs1,254cr, &gt;1.4x FY26 revenue); approved-vendor-pool moat is real but company competes against much larger majors (ABB/Siemens/CG Power) for biggest packages — weak; ~90x P/E now (richened further) already prices near-term growth and then some — valuation no. Score 2.5 -&gt; 'neither' by default, but the written exception in verdict_reasoning (un-ignorable growth + live small-cap inflection, now corroborated by a 5yr 28% rev CAGR and rising ROCE) keeps 10x-in-2-3-years at Medium with an 'unconfirmed' caveat.</w:t>
+      </w:r>
+    </w:p>
+    <w:p>
+      <w:pPr>
         <w:pStyle w:val="Heading1"/>
         <w:spacing w:after="120" w:before="280"/>
       </w:pPr>
@@ -763,7 +2741,7 @@
           <w:sz w:val="24"/>
           <w:szCs w:val="24"/>
         </w:rPr>
-        <w:t xml:space="preserve">Genuine order-book-backed inflection on two live tailwinds - scored 10x-in-2-3-years at Medium, but 'unconfirmed' given a ~75x multiple and no trusted validation</w:t>
+        <w:t xml:space="preserve">Genuine order-book-backed inflection on two live tailwinds, confirmed by a 5yr 28% rev CAGR and ROCE rising 12%-&gt;18% - scored 10x-in-2-3-years at Medium, still 'unconfirmed' given a ~90x multiple, negative FCF and no trusted validation</w:t>
       </w:r>
     </w:p>
     <w:p>
